--- a/03_Outputs/final scripts/es/Module 6/6.2.0-es.docx
+++ b/03_Outputs/final scripts/es/Module 6/6.2.0-es.docx
@@ -9,7 +9,7 @@
     </w:p>
     <w:p>
       <w:r>
-        <w:t xml:space="preserve">En el capítulo anterior, exploramos los sistemas energéticos y de dónde provienen las emisiones. Ahora nos desplazamos hacia el camino por recorrer — las vías que realmente pueden reducir esas emisiones. En este capítulo, analizaremos cómo puede ocurrir la descarbonización en toda la economía, las innovaciones que la hacen posible y cómo la eficiencia y una demanda más inteligente pueden acelerar la transición.  </w:t>
+        <w:t xml:space="preserve">En el capítulo anterior, exploramos los sistemas energéticos y de dónde provienen las emisiones. Ahora nos enfocamos en el camino por delante — las vías que realmente pueden reducir esas emisiones. En este capítulo, analizaremos cómo puede ocurrir la descarbonización en toda la economía, las innovaciones que la hacen posible y cómo la eficiencia y una demanda más inteligente pueden acelerar la transición.  </w:t>
       </w:r>
     </w:p>
     <w:p>
@@ -24,7 +24,7 @@
     </w:p>
     <w:p>
       <w:r>
-        <w:t xml:space="preserve">A continuación, nos centraremos en la eficiencia energética y la gestión de la demanda. Exploraremos cómo “usar menos” y “usar de manera más inteligente” — a través de un mejor diseño de edificios, procesos industriales más eficientes y sistemas de transporte más inteligentes — pueden ofrecer reducciones inmediatas en las emisiones, reducir costos y aliviar la presión sobre la infraestructura.  </w:t>
+        <w:t xml:space="preserve">A continuación, nos centraremos en la eficiencia energética y la gestión de la demanda. Exploraremos cómo “usar menos” y “usar de manera más inteligente” — a través de un mejor diseño de edificios, procesos industriales más eficientes y sistemas de transporte más inteligentes — pueden reducir las emisiones de inmediato, disminuir los costos y aliviar la presión sobre la infraestructura.  </w:t>
       </w:r>
     </w:p>
     <w:p>
